--- a/templates/VIVAN/MALAYSIA/Annexure.docx
+++ b/templates/VIVAN/MALAYSIA/Annexure.docx
@@ -890,6 +890,34 @@
           <w:b/>
         </w:rPr>
       </w:pPr>
+      <w:r>
+        <w:rPr>
+          <w:b/>
+          <w:noProof/>
+        </w:rPr>
+        <w:pict w14:anchorId="174E44D0">
+          <v:rect id="_x0000_s1027" style="position:absolute;margin-left:-22.5pt;margin-top:12pt;width:112.85pt;height:62pt;z-index:251660288;mso-position-horizontal-relative:text;mso-position-vertical-relative:text" fillcolor="#4f81bd [3204]" stroked="f">
+            <v:textbox style="mso-next-textbox:#_x0000_s1027">
+              <w:txbxContent>
+                <w:p>
+                  <w:pPr>
+                    <w:rPr>
+                      <w:lang w:val="en-IN"/>
+                    </w:rPr>
+                  </w:pPr>
+                  <w:r>
+                    <w:rPr>
+                      <w:lang w:val="en-IN"/>
+                    </w:rPr>
+                    <w:t>{{SPONSOR_SIGNATURE}}</w:t>
+                  </w:r>
+                </w:p>
+                <w:p/>
+              </w:txbxContent>
+            </v:textbox>
+          </v:rect>
+        </w:pict>
+      </w:r>
     </w:p>
     <w:p>
       <w:pPr>
@@ -897,6 +925,42 @@
           <w:b/>
         </w:rPr>
       </w:pPr>
+    </w:p>
+    <w:p>
+      <w:pPr>
+        <w:rPr>
+          <w:b/>
+        </w:rPr>
+      </w:pPr>
+      <w:r>
+        <w:rPr>
+          <w:b/>
+          <w:noProof/>
+        </w:rPr>
+        <w:pict w14:anchorId="66949239">
+          <v:rect id="_x0000_s1026" style="position:absolute;margin-left:-29.3pt;margin-top:-47.65pt;width:125.95pt;height:74.85pt;z-index:251659264;mso-position-horizontal-relative:text;mso-position-vertical-relative:text">
+            <v:textbox style="mso-next-textbox:#_x0000_s1026">
+              <w:txbxContent>
+                <w:p>
+                  <w:pPr>
+                    <w:rPr>
+                      <w:lang w:val="en-IN"/>
+                    </w:rPr>
+                  </w:pPr>
+                  <w:proofErr w:type="spellStart"/>
+                  <w:r>
+                    <w:rPr>
+                      <w:lang w:val="en-IN"/>
+                    </w:rPr>
+                    <w:t>BoarderBoX</w:t>
+                  </w:r>
+                  <w:proofErr w:type="spellEnd"/>
+                </w:p>
+              </w:txbxContent>
+            </v:textbox>
+          </v:rect>
+        </w:pict>
+      </w:r>
     </w:p>
     <w:p>
       <w:pPr>
@@ -10918,7 +10982,7 @@
       </w:rPr>
     </w:tblStylePr>
   </w:style>
-  <w:style w:type="table" w:styleId="ColorfulShading-Accent1">
+  <w:style w:type="table" w:styleId="ColourfulShadingAccent1">
     <w:name w:val="Colorful Shading Accent 1"/>
     <w:basedOn w:val="TableNormal"/>
     <w:uiPriority w:val="71"/>
@@ -11033,7 +11097,7 @@
       </w:rPr>
     </w:tblStylePr>
   </w:style>
-  <w:style w:type="table" w:styleId="ColorfulShading-Accent2">
+  <w:style w:type="table" w:styleId="ColourfulShadingAccent2">
     <w:name w:val="Colorful Shading Accent 2"/>
     <w:basedOn w:val="TableNormal"/>
     <w:uiPriority w:val="71"/>
@@ -11148,7 +11212,7 @@
       </w:rPr>
     </w:tblStylePr>
   </w:style>
-  <w:style w:type="table" w:styleId="ColorfulShading-Accent3">
+  <w:style w:type="table" w:styleId="ColourfulShadingAccent3">
     <w:name w:val="Colorful Shading Accent 3"/>
     <w:basedOn w:val="TableNormal"/>
     <w:uiPriority w:val="71"/>
@@ -11253,7 +11317,7 @@
       </w:tcPr>
     </w:tblStylePr>
   </w:style>
-  <w:style w:type="table" w:styleId="ColorfulShading-Accent4">
+  <w:style w:type="table" w:styleId="ColourfulShadingAccent4">
     <w:name w:val="Colorful Shading Accent 4"/>
     <w:basedOn w:val="TableNormal"/>
     <w:uiPriority w:val="71"/>
@@ -11368,7 +11432,7 @@
       </w:rPr>
     </w:tblStylePr>
   </w:style>
-  <w:style w:type="table" w:styleId="ColorfulShading-Accent5">
+  <w:style w:type="table" w:styleId="ColourfulShadingAccent5">
     <w:name w:val="Colorful Shading Accent 5"/>
     <w:basedOn w:val="TableNormal"/>
     <w:uiPriority w:val="71"/>
@@ -11483,7 +11547,7 @@
       </w:rPr>
     </w:tblStylePr>
   </w:style>
-  <w:style w:type="table" w:styleId="ColorfulShading-Accent6">
+  <w:style w:type="table" w:styleId="ColourfulShadingAccent6">
     <w:name w:val="Colorful Shading Accent 6"/>
     <w:basedOn w:val="TableNormal"/>
     <w:uiPriority w:val="71"/>
@@ -11677,7 +11741,7 @@
       </w:tcPr>
     </w:tblStylePr>
   </w:style>
-  <w:style w:type="table" w:styleId="ColorfulList-Accent1">
+  <w:style w:type="table" w:styleId="ColourfulListAccent1">
     <w:name w:val="Colorful List Accent 1"/>
     <w:basedOn w:val="TableNormal"/>
     <w:uiPriority w:val="72"/>
@@ -11756,7 +11820,7 @@
       </w:tcPr>
     </w:tblStylePr>
   </w:style>
-  <w:style w:type="table" w:styleId="ColorfulList-Accent2">
+  <w:style w:type="table" w:styleId="ColourfulListAccent2">
     <w:name w:val="Colorful List Accent 2"/>
     <w:basedOn w:val="TableNormal"/>
     <w:uiPriority w:val="72"/>
@@ -11835,7 +11899,7 @@
       </w:tcPr>
     </w:tblStylePr>
   </w:style>
-  <w:style w:type="table" w:styleId="ColorfulList-Accent3">
+  <w:style w:type="table" w:styleId="ColourfulListAccent3">
     <w:name w:val="Colorful List Accent 3"/>
     <w:basedOn w:val="TableNormal"/>
     <w:uiPriority w:val="72"/>
@@ -11914,7 +11978,7 @@
       </w:tcPr>
     </w:tblStylePr>
   </w:style>
-  <w:style w:type="table" w:styleId="ColorfulList-Accent4">
+  <w:style w:type="table" w:styleId="ColourfulListAccent4">
     <w:name w:val="Colorful List Accent 4"/>
     <w:basedOn w:val="TableNormal"/>
     <w:uiPriority w:val="72"/>
@@ -11993,7 +12057,7 @@
       </w:tcPr>
     </w:tblStylePr>
   </w:style>
-  <w:style w:type="table" w:styleId="ColorfulList-Accent5">
+  <w:style w:type="table" w:styleId="ColourfulListAccent5">
     <w:name w:val="Colorful List Accent 5"/>
     <w:basedOn w:val="TableNormal"/>
     <w:uiPriority w:val="72"/>
@@ -12072,7 +12136,7 @@
       </w:tcPr>
     </w:tblStylePr>
   </w:style>
-  <w:style w:type="table" w:styleId="ColorfulList-Accent6">
+  <w:style w:type="table" w:styleId="ColourfulListAccent6">
     <w:name w:val="Colorful List Accent 6"/>
     <w:basedOn w:val="TableNormal"/>
     <w:uiPriority w:val="72"/>
@@ -12224,7 +12288,7 @@
       </w:tcPr>
     </w:tblStylePr>
   </w:style>
-  <w:style w:type="table" w:styleId="ColorfulGrid-Accent1">
+  <w:style w:type="table" w:styleId="ColourfulGridAccent1">
     <w:name w:val="Colorful Grid Accent 1"/>
     <w:basedOn w:val="TableNormal"/>
     <w:uiPriority w:val="73"/>
@@ -12297,7 +12361,7 @@
       </w:tcPr>
     </w:tblStylePr>
   </w:style>
-  <w:style w:type="table" w:styleId="ColorfulGrid-Accent2">
+  <w:style w:type="table" w:styleId="ColourfulGridAccent2">
     <w:name w:val="Colorful Grid Accent 2"/>
     <w:basedOn w:val="TableNormal"/>
     <w:uiPriority w:val="73"/>
@@ -12370,7 +12434,7 @@
       </w:tcPr>
     </w:tblStylePr>
   </w:style>
-  <w:style w:type="table" w:styleId="ColorfulGrid-Accent3">
+  <w:style w:type="table" w:styleId="ColourfulGridAccent3">
     <w:name w:val="Colorful Grid Accent 3"/>
     <w:basedOn w:val="TableNormal"/>
     <w:uiPriority w:val="73"/>
@@ -12443,7 +12507,7 @@
       </w:tcPr>
     </w:tblStylePr>
   </w:style>
-  <w:style w:type="table" w:styleId="ColorfulGrid-Accent4">
+  <w:style w:type="table" w:styleId="ColourfulGridAccent4">
     <w:name w:val="Colorful Grid Accent 4"/>
     <w:basedOn w:val="TableNormal"/>
     <w:uiPriority w:val="73"/>
@@ -12516,7 +12580,7 @@
       </w:tcPr>
     </w:tblStylePr>
   </w:style>
-  <w:style w:type="table" w:styleId="ColorfulGrid-Accent5">
+  <w:style w:type="table" w:styleId="ColourfulGridAccent5">
     <w:name w:val="Colorful Grid Accent 5"/>
     <w:basedOn w:val="TableNormal"/>
     <w:uiPriority w:val="73"/>
@@ -12589,7 +12653,7 @@
       </w:tcPr>
     </w:tblStylePr>
   </w:style>
-  <w:style w:type="table" w:styleId="ColorfulGrid-Accent6">
+  <w:style w:type="table" w:styleId="ColourfulGridAccent6">
     <w:name w:val="Colorful Grid Accent 6"/>
     <w:basedOn w:val="TableNormal"/>
     <w:uiPriority w:val="73"/>
